--- a/data/BOLL/美股BOLL布林线监控报告-2026-08-28.docx
+++ b/data/BOLL/美股BOLL布林线监控报告-2026-08-28.docx
@@ -15,7 +15,7 @@
         <w:pStyle w:val="ListBullet"/>
       </w:pPr>
       <w:r>
-        <w:t>生成时间（美东）：2026-08-30 21:24:10 EDT</w:t>
+        <w:t>生成时间（美东）：2026-08-30 21:29:41 EDT</w:t>
       </w:r>
     </w:p>
     <w:p>
@@ -284,7 +284,7 @@
           </w:tcPr>
           <w:p>
             <w:r>
-              <w:t>Microsoft Corporation</w:t>
+              <w:t>MSFT</w:t>
             </w:r>
           </w:p>
         </w:tc>
@@ -468,7 +468,7 @@
           </w:tcPr>
           <w:p>
             <w:r>
-              <w:t>QUALCOMM Incorporated</w:t>
+              <w:t>QCOM</w:t>
             </w:r>
           </w:p>
         </w:tc>
@@ -560,7 +560,7 @@
           </w:tcPr>
           <w:p>
             <w:r>
-              <w:t>Quantum-Si Incorporated</w:t>
+              <w:t>QSI</w:t>
             </w:r>
           </w:p>
         </w:tc>
@@ -652,7 +652,7 @@
           </w:tcPr>
           <w:p>
             <w:r>
-              <w:t>Micron Technology, Inc.</w:t>
+              <w:t>MU</w:t>
             </w:r>
           </w:p>
         </w:tc>
@@ -869,7 +869,7 @@
         <w:pStyle w:val="Heading3"/>
       </w:pPr>
       <w:r>
-        <w:t>MSFT - Microsoft Corporation</w:t>
+        <w:t>MSFT - MSFT</w:t>
       </w:r>
     </w:p>
     <w:p>
@@ -1029,7 +1029,7 @@
         <w:pStyle w:val="Heading3"/>
       </w:pPr>
       <w:r>
-        <w:t>QCOM - QUALCOMM Incorporated</w:t>
+        <w:t>QCOM - QCOM</w:t>
       </w:r>
     </w:p>
     <w:p>
@@ -1109,7 +1109,7 @@
         <w:pStyle w:val="Heading3"/>
       </w:pPr>
       <w:r>
-        <w:t>QSI - Quantum-Si Incorporated</w:t>
+        <w:t>QSI - QSI</w:t>
       </w:r>
     </w:p>
     <w:p>
@@ -1189,7 +1189,7 @@
         <w:pStyle w:val="Heading3"/>
       </w:pPr>
       <w:r>
-        <w:t>MU - Micron Technology, Inc.</w:t>
+        <w:t>MU - MU</w:t>
       </w:r>
     </w:p>
     <w:p>
@@ -1332,7 +1332,7 @@
           </w:tcPr>
           <w:p>
             <w:r>
-              <w:t>Space Exploration Technologies</w:t>
+              <w:t>SPCX</w:t>
             </w:r>
           </w:p>
         </w:tc>
@@ -1358,7 +1358,7 @@
     </w:p>
     <w:p>
       <w:r>
-        <w:t>NOK（Nokia Oyj）, XE（X-energy）, RKLB（Rocket Lab USA）, NBIS（Nebius Group）, ARM（Arm Holdings）, GLW（Corning）, COHR（Coherent）, LITE（Lumentum Holdings）, MRVL（Marvell Technology）, INTC（Intel）, ALAB（Astera Labs）, FLNC（Fluence Energy）, CRWV（CoreWeave）, ORCL（Oracle）, NVTS（Navitas Semiconductor）, POET（POET Technologies）, DELL（Dell Technologies）, BB（BlackBerry）, ONDS（Ondas Holdings）, SMR（NuScale Power）, OKLO（Oklo）, IONQ（IonQ）, QBTS（D-Wave Quantum）, AMZN（Amazon.com）, AMD（Advanced Micro Devices）, CRCL（Circle Internet Group）, FLY（Firefly Aerospace）, CBRS（Chain Bridge Bancorp）, CIEN（Ciena）, SIVEF（Sivers Semiconductors）, SHAZ（Shaz）, LUNR（Intuitive Machines）, ASTS（AST SpaceMobile）, AAOI（Applied Optoelectronics）, INOD（Innodata）, RDW（Redwire Corporation）, COIN（Coinbase Global, Inc.）, CORZ（Core Scientific, Inc.）, IREN（IREN LIMITED）, VELO（Velo3D, Inc.）, GOOG（Alphabet Inc.）, AVGO（Broadcom Inc.）, AMAT（Applied Materials, Inc.）, AMKR（Amkor Technology, Inc.）, LRCX（Lam Research Corporation）, SNDK（Sandisk Corporation）, VICR（Vicor Corporation）, NNE（Nano Nuclear Energy Inc.）, CCJ（Cameco Corporation）, BWAY（Brainsway Ltd.）, MANE（Veradermics, Incorporated）, CRSP（CRISPR Therapeutics AG）, IBRX（ImmunityBio, Inc.）, INSP（Inspire Medical Systems, Inc.）</w:t>
+        <w:t>NOK（Nokia Oyj）, XE（X-energy）, RKLB（Rocket Lab USA）, NBIS（Nebius Group）, ARM（Arm Holdings）, GLW（Corning）, COHR（Coherent）, LITE（Lumentum Holdings）, MRVL（Marvell Technology）, INTC（Intel）, ALAB（Astera Labs）, FLNC（Fluence Energy）, CRWV（CoreWeave）, ORCL（Oracle）, NVTS（Navitas Semiconductor）, POET（POET Technologies）, DELL（Dell Technologies）, BB（BlackBerry）, ONDS（Ondas Holdings）, SMR（NuScale Power）, OKLO（Oklo）, IONQ（IonQ）, QBTS（D-Wave Quantum）, AMZN（Amazon.com）, AMD（Advanced Micro Devices）, CRCL（Circle Internet Group）, FLY（Firefly Aerospace）, CBRS（Chain Bridge Bancorp）, CIEN（Ciena）, SIVEF（Sivers Semiconductors）, SHAZ（Shaz）, LUNR（Intuitive Machines）, ASTS（AST SpaceMobile）, AAOI（Applied Optoelectronics）, INOD（Innodata）, RDW（RDW）, COIN（COIN）, CORZ（CORZ）, IREN（IREN）, VELO（VELO）, GOOG（GOOG）, AVGO（AVGO）, AMAT（AMAT）, AMKR（AMKR）, LRCX（LRCX）, SNDK（SNDK）, VICR（VICR）, NNE（Nano Nuclear Energy Inc.）, CCJ（CCJ）, BWAY（BWAY）, MANE（Veradermics, Incorporated）, CRSP（CRSP）, IBRX（ImmunityBio, Inc.）, INSP（INSP）</w:t>
       </w:r>
     </w:p>
     <w:p>
@@ -1423,7 +1423,7 @@
         <w:pStyle w:val="Heading3"/>
       </w:pPr>
       <w:r>
-        <w:t>MSFT - Microsoft Corporation</w:t>
+        <w:t>MSFT - MSFT</w:t>
       </w:r>
     </w:p>
     <w:p>
@@ -1511,7 +1511,7 @@
         <w:pStyle w:val="Heading3"/>
       </w:pPr>
       <w:r>
-        <w:t>QCOM - QUALCOMM Incorporated</w:t>
+        <w:t>QCOM - QCOM</w:t>
       </w:r>
     </w:p>
     <w:p>
@@ -1555,7 +1555,7 @@
         <w:pStyle w:val="Heading3"/>
       </w:pPr>
       <w:r>
-        <w:t>QSI - Quantum-Si Incorporated</w:t>
+        <w:t>QSI - QSI</w:t>
       </w:r>
     </w:p>
     <w:p>
@@ -1599,7 +1599,7 @@
         <w:pStyle w:val="Heading3"/>
       </w:pPr>
       <w:r>
-        <w:t>MU - Micron Technology, Inc.</w:t>
+        <w:t>MU - MU</w:t>
       </w:r>
     </w:p>
     <w:p>
